--- a/RoadMap.docx
+++ b/RoadMap.docx
@@ -184,16 +184,16 @@
           <w:szCs w:val="24"/>
         </w:rPr>
       </w:pPr>
-      <w:r>
-        <w:rPr>
-          <w:rFonts w:ascii="Times New Roman" w:eastAsia="Times New Roman" w:hAnsi="Times New Roman" w:cs="Times New Roman"/>
-          <w:sz w:val="24"/>
-          <w:szCs w:val="24"/>
-        </w:rPr>
-        <w:t>Arrow functions</w:t>
-      </w:r>
       <w:bookmarkStart w:id="0" w:name="_GoBack"/>
       <w:bookmarkEnd w:id="0"/>
+      <w:r>
+        <w:rPr>
+          <w:rFonts w:ascii="Times New Roman" w:eastAsia="Times New Roman" w:hAnsi="Times New Roman" w:cs="Times New Roman"/>
+          <w:sz w:val="24"/>
+          <w:szCs w:val="24"/>
+        </w:rPr>
+        <w:t>Arrow functions</w:t>
+      </w:r>
     </w:p>
     <w:p>
       <w:pPr>
@@ -286,7 +286,31 @@
           <w:sz w:val="20"/>
           <w:szCs w:val="20"/>
         </w:rPr>
-        <w:t>Promises</w:t>
+        <w:t>Promise</w:t>
+      </w:r>
+      <w:r>
+        <w:rPr>
+          <w:rFonts w:ascii="Courier New" w:eastAsia="Times New Roman" w:hAnsi="Courier New" w:cs="Courier New"/>
+          <w:sz w:val="20"/>
+          <w:szCs w:val="20"/>
+        </w:rPr>
+        <w:tab/>
+      </w:r>
+      <w:r>
+        <w:rPr>
+          <w:rFonts w:ascii="Courier New" w:eastAsia="Times New Roman" w:hAnsi="Courier New" w:cs="Courier New"/>
+          <w:sz w:val="20"/>
+          <w:szCs w:val="20"/>
+        </w:rPr>
+        <w:tab/>
+      </w:r>
+      <w:r>
+        <w:rPr>
+          <w:rFonts w:ascii="Courier New" w:eastAsia="Times New Roman" w:hAnsi="Courier New" w:cs="Courier New"/>
+          <w:sz w:val="20"/>
+          <w:szCs w:val="20"/>
+        </w:rPr>
+        <w:t>s</w:t>
       </w:r>
       <w:r>
         <w:rPr>
@@ -1301,7 +1325,6 @@
           <w:sz w:val="24"/>
           <w:szCs w:val="24"/>
         </w:rPr>
-        <w:lastRenderedPageBreak/>
         <w:pict>
           <v:rect id="_x0000_i1027" style="width:0;height:1.5pt" o:hralign="center" o:hrstd="t" o:hr="t" fillcolor="#a0a0a0" stroked="f"/>
         </w:pict>
@@ -1327,6 +1350,7 @@
           <w:sz w:val="36"/>
           <w:szCs w:val="36"/>
         </w:rPr>
+        <w:lastRenderedPageBreak/>
         <w:t>3. Package Ecosystem (</w:t>
       </w:r>
       <w:proofErr w:type="spellStart"/>
@@ -2557,25 +2581,25 @@
           <w:sz w:val="24"/>
           <w:szCs w:val="24"/>
         </w:rPr>
+        <w:t>Real talk: Security matters for production. Forget it, and your app is a liability.</w:t>
+      </w:r>
+    </w:p>
+    <w:p>
+      <w:pPr>
+        <w:spacing w:after="0" w:line="240" w:lineRule="auto"/>
+        <w:rPr>
+          <w:rFonts w:ascii="Times New Roman" w:eastAsia="Times New Roman" w:hAnsi="Times New Roman" w:cs="Times New Roman"/>
+          <w:sz w:val="24"/>
+          <w:szCs w:val="24"/>
+        </w:rPr>
+      </w:pPr>
+      <w:r>
+        <w:rPr>
+          <w:rFonts w:ascii="Times New Roman" w:eastAsia="Times New Roman" w:hAnsi="Times New Roman" w:cs="Times New Roman"/>
+          <w:sz w:val="24"/>
+          <w:szCs w:val="24"/>
+        </w:rPr>
         <w:lastRenderedPageBreak/>
-        <w:t>Real talk: Security matters for production. Forget it, and your app is a liability.</w:t>
-      </w:r>
-    </w:p>
-    <w:p>
-      <w:pPr>
-        <w:spacing w:after="0" w:line="240" w:lineRule="auto"/>
-        <w:rPr>
-          <w:rFonts w:ascii="Times New Roman" w:eastAsia="Times New Roman" w:hAnsi="Times New Roman" w:cs="Times New Roman"/>
-          <w:sz w:val="24"/>
-          <w:szCs w:val="24"/>
-        </w:rPr>
-      </w:pPr>
-      <w:r>
-        <w:rPr>
-          <w:rFonts w:ascii="Times New Roman" w:eastAsia="Times New Roman" w:hAnsi="Times New Roman" w:cs="Times New Roman"/>
-          <w:sz w:val="24"/>
-          <w:szCs w:val="24"/>
-        </w:rPr>
         <w:pict>
           <v:rect id="_x0000_i1030" style="width:0;height:1.5pt" o:hralign="center" o:hrstd="t" o:hr="t" fillcolor="#a0a0a0" stroked="f"/>
         </w:pict>
@@ -3612,25 +3636,25 @@
           <w:sz w:val="24"/>
           <w:szCs w:val="24"/>
         </w:rPr>
+        <w:t>Real talk: Node.js dev = 50% coding, 50% keeping the app alive in production.</w:t>
+      </w:r>
+    </w:p>
+    <w:p>
+      <w:pPr>
+        <w:spacing w:after="0" w:line="240" w:lineRule="auto"/>
+        <w:rPr>
+          <w:rFonts w:ascii="Times New Roman" w:eastAsia="Times New Roman" w:hAnsi="Times New Roman" w:cs="Times New Roman"/>
+          <w:sz w:val="24"/>
+          <w:szCs w:val="24"/>
+        </w:rPr>
+      </w:pPr>
+      <w:r>
+        <w:rPr>
+          <w:rFonts w:ascii="Times New Roman" w:eastAsia="Times New Roman" w:hAnsi="Times New Roman" w:cs="Times New Roman"/>
+          <w:sz w:val="24"/>
+          <w:szCs w:val="24"/>
+        </w:rPr>
         <w:lastRenderedPageBreak/>
-        <w:t>Real talk: Node.js dev = 50% coding, 50% keeping the app alive in production.</w:t>
-      </w:r>
-    </w:p>
-    <w:p>
-      <w:pPr>
-        <w:spacing w:after="0" w:line="240" w:lineRule="auto"/>
-        <w:rPr>
-          <w:rFonts w:ascii="Times New Roman" w:eastAsia="Times New Roman" w:hAnsi="Times New Roman" w:cs="Times New Roman"/>
-          <w:sz w:val="24"/>
-          <w:szCs w:val="24"/>
-        </w:rPr>
-      </w:pPr>
-      <w:r>
-        <w:rPr>
-          <w:rFonts w:ascii="Times New Roman" w:eastAsia="Times New Roman" w:hAnsi="Times New Roman" w:cs="Times New Roman"/>
-          <w:sz w:val="24"/>
-          <w:szCs w:val="24"/>
-        </w:rPr>
         <w:pict>
           <v:rect id="_x0000_i1034" style="width:0;height:1.5pt" o:hralign="center" o:hrstd="t" o:hr="t" fillcolor="#a0a0a0" stroked="f"/>
         </w:pict>
